--- a/template_section23.docx
+++ b/template_section23.docx
@@ -973,6 +973,41 @@
               </w:rPr>
               <w:t xml:space="preserve"> </w:t>
             </w:r>
+            <w:r>
+              <w:rPr>
+                <w:rFonts w:ascii="TH SarabunIT๙" w:hAnsi="TH SarabunIT๙" w:cs="TH SarabunIT๙"/>
+                <w:b w:val="0"/>
+                <w:bCs w:val="0"/>
+                <w:sz w:val="32"/>
+                <w:szCs w:val="32"/>
+                <w:lang w:val="en-US"/>
+              </w:rPr>
+              <w:t xml:space="preserve">{{ </w:t>
+            </w:r>
+            <w:proofErr w:type="spellStart"/>
+            <w:r>
+              <w:rPr>
+                <w:rFonts w:ascii="TH SarabunIT๙" w:hAnsi="TH SarabunIT๙" w:cs="TH SarabunIT๙"/>
+                <w:b w:val="0"/>
+                <w:bCs w:val="0"/>
+                <w:sz w:val="32"/>
+                <w:szCs w:val="32"/>
+                <w:lang w:val="en-US"/>
+              </w:rPr>
+              <w:t>caught_in_act_text</w:t>
+            </w:r>
+            <w:proofErr w:type="spellEnd"/>
+            <w:r>
+              <w:rPr>
+                <w:rFonts w:ascii="TH SarabunIT๙" w:hAnsi="TH SarabunIT๙" w:cs="TH SarabunIT๙"/>
+                <w:b w:val="0"/>
+                <w:bCs w:val="0"/>
+                <w:sz w:val="32"/>
+                <w:szCs w:val="32"/>
+                <w:lang w:val="en-US"/>
+              </w:rPr>
+              <w:t xml:space="preserve"> }}</w:t>
+            </w:r>
           </w:p>
           <w:p>
             <w:pPr>
@@ -989,14 +1024,13 @@
             </w:pPr>
             <w:r>
               <w:rPr>
-                <w:rFonts w:ascii="TH SarabunIT๙" w:hAnsi="TH SarabunIT๙" w:cs="TH SarabunIT๙" w:hint="cs"/>
-                <w:b w:val="0"/>
-                <w:bCs w:val="0"/>
-                <w:sz w:val="32"/>
-                <w:szCs w:val="32"/>
-                <w:lang w:val="en-US"/>
-              </w:rPr>
-              <w:sym w:font="Wingdings" w:char="F0FE"/>
+                <w:rFonts w:ascii="TH SarabunIT๙" w:hAnsi="TH SarabunIT๙" w:cs="TH SarabunIT๙"/>
+                <w:b w:val="0"/>
+                <w:bCs w:val="0"/>
+                <w:sz w:val="32"/>
+                <w:szCs w:val="32"/>
+              </w:rPr>
+              <w:sym w:font="Wingdings" w:char="F0A8"/>
             </w:r>
             <w:r>
               <w:rPr>
@@ -1019,11 +1053,11 @@
                 <w:cs/>
                 <w:lang w:val="th-TH"/>
               </w:rPr>
-              <w:t>ตามหมายจับเลขที่</w:t>
-            </w:r>
-            <w:r>
-              <w:rPr>
-                <w:rFonts w:ascii="TH SarabunIT๙" w:hAnsi="TH SarabunIT๙" w:cs="TH SarabunIT๙"/>
+              <w:t>ตามหมาย</w:t>
+            </w:r>
+            <w:r>
+              <w:rPr>
+                <w:rFonts w:ascii="TH SarabunIT๙" w:hAnsi="TH SarabunIT๙" w:cs="TH SarabunIT๙" w:hint="cs"/>
                 <w:b w:val="0"/>
                 <w:bCs w:val="0"/>
                 <w:sz w:val="32"/>
@@ -1031,6 +1065,18 @@
                 <w:cs/>
                 <w:lang w:val="th-TH"/>
               </w:rPr>
+              <w:t>ของศาล</w:t>
+            </w:r>
+            <w:r>
+              <w:rPr>
+                <w:rFonts w:ascii="TH SarabunIT๙" w:hAnsi="TH SarabunIT๙" w:cs="TH SarabunIT๙"/>
+                <w:b w:val="0"/>
+                <w:bCs w:val="0"/>
+                <w:sz w:val="32"/>
+                <w:szCs w:val="32"/>
+                <w:cs/>
+                <w:lang w:val="th-TH"/>
+              </w:rPr>
               <w:t xml:space="preserve"> </w:t>
             </w:r>
             <w:r>
@@ -1040,46 +1086,33 @@
                 <w:bCs w:val="0"/>
                 <w:sz w:val="32"/>
                 <w:szCs w:val="32"/>
-                <w:u w:val="dotted"/>
-                <w:cs/>
-              </w:rPr>
-              <w:t>ศาลจังหวัดสกลนคร</w:t>
-            </w:r>
-            <w:r>
-              <w:rPr>
-                <w:rFonts w:ascii="TH SarabunIT๙" w:hAnsi="TH SarabunIT๙" w:cs="TH SarabunIT๙" w:hint="cs"/>
-                <w:b w:val="0"/>
-                <w:bCs w:val="0"/>
-                <w:sz w:val="32"/>
-                <w:szCs w:val="32"/>
-                <w:u w:val="dotted"/>
-                <w:cs/>
-              </w:rPr>
-              <w:t xml:space="preserve"> </w:t>
-            </w:r>
-            <w:r>
-              <w:rPr>
-                <w:rFonts w:ascii="TH SarabunIT๙" w:hAnsi="TH SarabunIT๙" w:cs="TH SarabunIT๙"/>
-                <w:b w:val="0"/>
-                <w:bCs w:val="0"/>
-                <w:sz w:val="32"/>
-                <w:szCs w:val="32"/>
-                <w:u w:val="dotted"/>
-                <w:cs/>
-              </w:rPr>
-              <w:t>ที่ จ.440/2568 ลงวันที่ 19 ธันวาคม 2568</w:t>
-            </w:r>
-            <w:r>
-              <w:rPr>
-                <w:rFonts w:ascii="TH SarabunIT๙" w:hAnsi="TH SarabunIT๙" w:cs="TH SarabunIT๙"/>
-                <w:b w:val="0"/>
-                <w:bCs w:val="0"/>
-                <w:sz w:val="32"/>
-                <w:szCs w:val="32"/>
-                <w:u w:val="dotted"/>
-                <w:lang w:val="en-US"/>
-              </w:rPr>
-              <w:t xml:space="preserve"> </w:t>
+                <w:lang w:val="en-US"/>
+              </w:rPr>
+              <w:t xml:space="preserve">{{ </w:t>
+            </w:r>
+            <w:proofErr w:type="spellStart"/>
+            <w:r>
+              <w:rPr>
+                <w:rFonts w:ascii="TH SarabunIT๙" w:hAnsi="TH SarabunIT๙" w:cs="TH SarabunIT๙"/>
+                <w:b w:val="0"/>
+                <w:bCs w:val="0"/>
+                <w:sz w:val="32"/>
+                <w:szCs w:val="32"/>
+                <w:lang w:val="en-US"/>
+              </w:rPr>
+              <w:t>warrant_order_text</w:t>
+            </w:r>
+            <w:proofErr w:type="spellEnd"/>
+            <w:r>
+              <w:rPr>
+                <w:rFonts w:ascii="TH SarabunIT๙" w:hAnsi="TH SarabunIT๙" w:cs="TH SarabunIT๙"/>
+                <w:b w:val="0"/>
+                <w:bCs w:val="0"/>
+                <w:sz w:val="32"/>
+                <w:szCs w:val="32"/>
+                <w:lang w:val="en-US"/>
+              </w:rPr>
+              <w:t xml:space="preserve"> }}</w:t>
             </w:r>
           </w:p>
           <w:p>
@@ -1512,7 +1545,7 @@
               <w:pStyle w:val="a9"/>
               <w:jc w:val="thaiDistribute"/>
               <w:rPr>
-                <w:rFonts w:ascii="TH SarabunIT๙" w:hAnsi="TH SarabunIT๙" w:cs="TH SarabunIT๙" w:hint="cs"/>
+                <w:rFonts w:ascii="TH SarabunIT๙" w:hAnsi="TH SarabunIT๙" w:cs="TH SarabunIT๙"/>
                 <w:b w:val="0"/>
                 <w:bCs w:val="0"/>
                 <w:color w:val="000000" w:themeColor="text1"/>
@@ -2358,7 +2391,7 @@
               <w:pStyle w:val="a9"/>
               <w:jc w:val="thaiDistribute"/>
               <w:rPr>
-                <w:rFonts w:ascii="TH SarabunIT๙" w:hAnsi="TH SarabunIT๙" w:cs="TH SarabunIT๙" w:hint="cs"/>
+                <w:rFonts w:ascii="TH SarabunIT๙" w:hAnsi="TH SarabunIT๙" w:cs="TH SarabunIT๙"/>
                 <w:b w:val="0"/>
                 <w:bCs w:val="0"/>
                 <w:color w:val="000000" w:themeColor="text1"/>
@@ -3427,7 +3460,7 @@
               <w:pStyle w:val="a9"/>
               <w:jc w:val="thaiDistribute"/>
               <w:rPr>
-                <w:rFonts w:ascii="TH SarabunIT๙" w:hAnsi="TH SarabunIT๙" w:cs="TH SarabunIT๙" w:hint="cs"/>
+                <w:rFonts w:ascii="TH SarabunIT๙" w:hAnsi="TH SarabunIT๙" w:cs="TH SarabunIT๙"/>
                 <w:b w:val="0"/>
                 <w:bCs w:val="0"/>
                 <w:sz w:val="32"/>
@@ -4229,7 +4262,7 @@
     <w:p>
       <w:pPr>
         <w:rPr>
-          <w:rFonts w:ascii="TH SarabunIT๙" w:hAnsi="TH SarabunIT๙" w:cs="TH SarabunIT๙" w:hint="cs"/>
+          <w:rFonts w:ascii="TH SarabunIT๙" w:hAnsi="TH SarabunIT๙" w:cs="TH SarabunIT๙"/>
           <w:strike/>
           <w:sz w:val="32"/>
           <w:szCs w:val="32"/>
@@ -4589,7 +4622,7 @@
       <w:pPr>
         <w:jc w:val="thaiDistribute"/>
         <w:rPr>
-          <w:rFonts w:ascii="TH SarabunIT๙" w:hAnsi="TH SarabunIT๙" w:cs="TH SarabunIT๙" w:hint="cs"/>
+          <w:rFonts w:ascii="TH SarabunIT๙" w:hAnsi="TH SarabunIT๙" w:cs="TH SarabunIT๙"/>
           <w:b/>
           <w:bCs/>
           <w:sz w:val="40"/>

--- a/template_section23.docx
+++ b/template_section23.docx
@@ -223,27 +223,7 @@
                 <w:szCs w:val="32"/>
                 <w:cs/>
               </w:rPr>
-              <w:t>ข้อมูล</w:t>
-            </w:r>
-            <w:proofErr w:type="spellStart"/>
-            <w:r>
-              <w:rPr>
-                <w:rFonts w:ascii="TH SarabunIT๙" w:hAnsi="TH SarabunIT๙" w:cs="TH SarabunIT๙"/>
-                <w:sz w:val="32"/>
-                <w:szCs w:val="32"/>
-                <w:cs/>
-              </w:rPr>
-              <w:t>อัต</w:t>
-            </w:r>
-            <w:proofErr w:type="spellEnd"/>
-            <w:r>
-              <w:rPr>
-                <w:rFonts w:ascii="TH SarabunIT๙" w:hAnsi="TH SarabunIT๙" w:cs="TH SarabunIT๙"/>
-                <w:sz w:val="32"/>
-                <w:szCs w:val="32"/>
-                <w:cs/>
-              </w:rPr>
-              <w:t>ลักษณ์เกี่ยวกับผู้ถูกควบคุมตัว</w:t>
+              <w:t>ข้อมูลอัตลักษณ์เกี่ยวกับผู้ถูกควบคุมตัว</w:t>
             </w:r>
           </w:p>
         </w:tc>
@@ -504,32 +484,63 @@
                 <w:sz w:val="32"/>
                 <w:szCs w:val="32"/>
               </w:rPr>
-              <w:t xml:space="preserve">{{ </w:t>
-            </w:r>
-            <w:proofErr w:type="spellStart"/>
-            <w:r>
-              <w:rPr>
-                <w:rFonts w:ascii="TH SarabunIT๙" w:hAnsi="TH SarabunIT๙" w:cs="TH SarabunIT๙"/>
-                <w:sz w:val="32"/>
-                <w:szCs w:val="32"/>
-              </w:rPr>
-              <w:t>suspect.id_card</w:t>
-            </w:r>
-            <w:proofErr w:type="spellEnd"/>
-            <w:r>
-              <w:rPr>
-                <w:rFonts w:ascii="TH SarabunIT๙" w:hAnsi="TH SarabunIT๙" w:cs="TH SarabunIT๙"/>
-                <w:sz w:val="32"/>
-                <w:szCs w:val="32"/>
-              </w:rPr>
-              <w:t xml:space="preserve"> }}</w:t>
-            </w:r>
-          </w:p>
-          <w:p>
-            <w:pPr>
-              <w:pStyle w:val="a9"/>
+              <w:t>{{ suspect.id_card }}</w:t>
+            </w:r>
+          </w:p>
+          <w:p>
+            <w:pPr>
+              <w:pStyle w:val="ae"/>
               <w:jc w:val="thaiDistribute"/>
               <w:rPr>
+                <w:rFonts w:ascii="TH SarabunIT๙" w:hAnsi="TH SarabunIT๙" w:cs="TH SarabunIT๙" w:hint="cs"/>
+                <w:sz w:val="32"/>
+                <w:szCs w:val="32"/>
+                <w:cs/>
+              </w:rPr>
+            </w:pPr>
+            <w:r>
+              <w:rPr>
+                <w:rFonts w:ascii="TH SarabunIT๙" w:hAnsi="TH SarabunIT๙" w:cs="TH SarabunIT๙" w:hint="cs"/>
+                <w:sz w:val="32"/>
+                <w:szCs w:val="32"/>
+                <w:u w:val="single"/>
+                <w:cs/>
+              </w:rPr>
+              <w:t>อายุ</w:t>
+            </w:r>
+            <w:r>
+              <w:rPr>
+                <w:rFonts w:ascii="TH SarabunIT๙" w:hAnsi="TH SarabunIT๙" w:cs="TH SarabunIT๙" w:hint="cs"/>
+                <w:sz w:val="32"/>
+                <w:szCs w:val="32"/>
+                <w:u w:val="single"/>
+                <w:cs/>
+              </w:rPr>
+              <w:t xml:space="preserve"> </w:t>
+            </w:r>
+            <w:r>
+              <w:rPr>
+                <w:rFonts w:ascii="TH SarabunIT๙" w:hAnsi="TH SarabunIT๙" w:cs="TH SarabunIT๙"/>
+                <w:sz w:val="32"/>
+                <w:szCs w:val="32"/>
+              </w:rPr>
+              <w:t>{{ suspect.age }}</w:t>
+            </w:r>
+            <w:r>
+              <w:rPr>
+                <w:rFonts w:ascii="TH SarabunIT๙" w:hAnsi="TH SarabunIT๙" w:cs="TH SarabunIT๙" w:hint="cs"/>
+                <w:sz w:val="32"/>
+                <w:szCs w:val="32"/>
+                <w:cs/>
+              </w:rPr>
+              <w:t xml:space="preserve"> ปี</w:t>
+            </w:r>
+          </w:p>
+          <w:p>
+            <w:pPr>
+              <w:pStyle w:val="a9"/>
+              <w:jc w:val="thaiDistribute"/>
+              <w:rPr>
                 <w:rFonts w:ascii="TH SarabunIT๙" w:hAnsi="TH SarabunIT๙" w:cs="TH SarabunIT๙"/>
                 <w:b w:val="0"/>
                 <w:bCs w:val="0"/>
@@ -586,10 +597,13 @@
                 <w:szCs w:val="32"/>
                 <w:lang w:val="en-US"/>
               </w:rPr>
-              <w:t xml:space="preserve">{{ </w:t>
-            </w:r>
-            <w:proofErr w:type="spellStart"/>
-            <w:r>
+              <w:t>{{ suspect.address }}</w:t>
+            </w:r>
+          </w:p>
+          <w:p>
+            <w:pPr>
+              <w:pStyle w:val="a9"/>
+              <w:jc w:val="thaiDistribute"/>
               <w:rPr>
                 <w:rFonts w:ascii="TH SarabunIT๙" w:hAnsi="TH SarabunIT๙" w:cs="TH SarabunIT๙"/>
                 <w:b w:val="0"/>
@@ -599,20 +613,19 @@
                 <w:szCs w:val="32"/>
                 <w:lang w:val="en-US"/>
               </w:rPr>
-              <w:t>suspect.address</w:t>
-            </w:r>
-            <w:proofErr w:type="spellEnd"/>
-            <w:r>
-              <w:rPr>
-                <w:rFonts w:ascii="TH SarabunIT๙" w:hAnsi="TH SarabunIT๙" w:cs="TH SarabunIT๙"/>
-                <w:b w:val="0"/>
-                <w:bCs w:val="0"/>
-                <w:color w:val="000000" w:themeColor="text1"/>
-                <w:sz w:val="32"/>
-                <w:szCs w:val="32"/>
-                <w:lang w:val="en-US"/>
-              </w:rPr>
-              <w:t xml:space="preserve"> }}</w:t>
+            </w:pPr>
+            <w:r>
+              <w:rPr>
+                <w:rFonts w:ascii="TH SarabunIT๙" w:hAnsi="TH SarabunIT๙" w:cs="TH SarabunIT๙" w:hint="cs"/>
+                <w:b w:val="0"/>
+                <w:bCs w:val="0"/>
+                <w:sz w:val="32"/>
+                <w:szCs w:val="32"/>
+                <w:u w:val="single"/>
+                <w:cs/>
+                <w:lang w:val="en-US"/>
+              </w:rPr>
+              <w:t>ตำหนิรูปพรรณที่เห็นเด่นชัด(สามารถเห็นได้ด้วยตาเปล่า)</w:t>
             </w:r>
           </w:p>
           <w:p>
@@ -623,111 +636,22 @@
                 <w:rFonts w:ascii="TH SarabunIT๙" w:hAnsi="TH SarabunIT๙" w:cs="TH SarabunIT๙"/>
                 <w:b w:val="0"/>
                 <w:bCs w:val="0"/>
-                <w:color w:val="000000" w:themeColor="text1"/>
-                <w:sz w:val="32"/>
-                <w:szCs w:val="32"/>
-                <w:lang w:val="en-US"/>
-              </w:rPr>
-            </w:pPr>
-            <w:r>
-              <w:rPr>
-                <w:rFonts w:ascii="TH SarabunIT๙" w:hAnsi="TH SarabunIT๙" w:cs="TH SarabunIT๙" w:hint="cs"/>
-                <w:b w:val="0"/>
-                <w:bCs w:val="0"/>
                 <w:sz w:val="32"/>
                 <w:szCs w:val="32"/>
                 <w:u w:val="single"/>
-                <w:cs/>
-                <w:lang w:val="en-US"/>
-              </w:rPr>
-              <w:t>ตำหนิรูปพรรณที่เห็นเด่นชัด(สามารถเห็นได้ด้วยตาเปล่า)</w:t>
-            </w:r>
-          </w:p>
-          <w:p>
-            <w:pPr>
-              <w:pStyle w:val="a9"/>
-              <w:jc w:val="thaiDistribute"/>
-              <w:rPr>
-                <w:rFonts w:ascii="TH SarabunIT๙" w:hAnsi="TH SarabunIT๙" w:cs="TH SarabunIT๙"/>
-                <w:b w:val="0"/>
-                <w:bCs w:val="0"/>
-                <w:sz w:val="32"/>
-                <w:szCs w:val="32"/>
-                <w:u w:val="single"/>
-                <w:lang w:val="en-US"/>
-              </w:rPr>
-            </w:pPr>
-            <w:proofErr w:type="gramStart"/>
-            <w:r>
-              <w:rPr>
-                <w:rFonts w:ascii="TH SarabunIT๙" w:hAnsi="TH SarabunIT๙" w:cs="TH SarabunIT๙"/>
-                <w:b w:val="0"/>
-                <w:bCs w:val="0"/>
-                <w:sz w:val="32"/>
-                <w:szCs w:val="32"/>
-                <w:lang w:val="en-US"/>
-              </w:rPr>
-              <w:t xml:space="preserve">{{ </w:t>
-            </w:r>
-            <w:proofErr w:type="spellStart"/>
-            <w:r>
-              <w:rPr>
-                <w:rFonts w:ascii="TH SarabunIT๙" w:hAnsi="TH SarabunIT๙" w:cs="TH SarabunIT๙"/>
-                <w:b w:val="0"/>
-                <w:bCs w:val="0"/>
-                <w:sz w:val="32"/>
-                <w:szCs w:val="32"/>
-                <w:lang w:val="en-US"/>
-              </w:rPr>
-              <w:t>suspect</w:t>
-            </w:r>
-            <w:proofErr w:type="gramEnd"/>
-            <w:r>
-              <w:rPr>
-                <w:rFonts w:ascii="TH SarabunIT๙" w:hAnsi="TH SarabunIT๙" w:cs="TH SarabunIT๙"/>
-                <w:b w:val="0"/>
-                <w:bCs w:val="0"/>
-                <w:sz w:val="32"/>
-                <w:szCs w:val="32"/>
-                <w:lang w:val="en-US"/>
-              </w:rPr>
-              <w:t>.</w:t>
-            </w:r>
-            <w:proofErr w:type="gramStart"/>
-            <w:r>
-              <w:rPr>
-                <w:rFonts w:ascii="TH SarabunIT๙" w:hAnsi="TH SarabunIT๙" w:cs="TH SarabunIT๙"/>
-                <w:b w:val="0"/>
-                <w:bCs w:val="0"/>
-                <w:sz w:val="32"/>
-                <w:szCs w:val="32"/>
-                <w:lang w:val="en-US"/>
-              </w:rPr>
-              <w:t>marks</w:t>
-            </w:r>
-            <w:proofErr w:type="spellEnd"/>
-            <w:r>
-              <w:rPr>
-                <w:rFonts w:ascii="TH SarabunIT๙" w:hAnsi="TH SarabunIT๙" w:cs="TH SarabunIT๙"/>
-                <w:b w:val="0"/>
-                <w:bCs w:val="0"/>
-                <w:sz w:val="32"/>
-                <w:szCs w:val="32"/>
-                <w:lang w:val="en-US"/>
-              </w:rPr>
-              <w:t xml:space="preserve"> }</w:t>
-            </w:r>
-            <w:proofErr w:type="gramEnd"/>
-            <w:r>
-              <w:rPr>
-                <w:rFonts w:ascii="TH SarabunIT๙" w:hAnsi="TH SarabunIT๙" w:cs="TH SarabunIT๙"/>
-                <w:b w:val="0"/>
-                <w:bCs w:val="0"/>
-                <w:sz w:val="32"/>
-                <w:szCs w:val="32"/>
-                <w:lang w:val="en-US"/>
-              </w:rPr>
-              <w:t>}</w:t>
+                <w:lang w:val="en-US"/>
+              </w:rPr>
+            </w:pPr>
+            <w:r>
+              <w:rPr>
+                <w:rFonts w:ascii="TH SarabunIT๙" w:hAnsi="TH SarabunIT๙" w:cs="TH SarabunIT๙"/>
+                <w:b w:val="0"/>
+                <w:bCs w:val="0"/>
+                <w:sz w:val="32"/>
+                <w:szCs w:val="32"/>
+                <w:lang w:val="en-US"/>
+              </w:rPr>
+              <w:t>{{ suspect.marks }}</w:t>
             </w:r>
             <w:r>
               <w:rPr>
@@ -982,31 +906,7 @@
                 <w:szCs w:val="32"/>
                 <w:lang w:val="en-US"/>
               </w:rPr>
-              <w:t xml:space="preserve">{{ </w:t>
-            </w:r>
-            <w:proofErr w:type="spellStart"/>
-            <w:r>
-              <w:rPr>
-                <w:rFonts w:ascii="TH SarabunIT๙" w:hAnsi="TH SarabunIT๙" w:cs="TH SarabunIT๙"/>
-                <w:b w:val="0"/>
-                <w:bCs w:val="0"/>
-                <w:sz w:val="32"/>
-                <w:szCs w:val="32"/>
-                <w:lang w:val="en-US"/>
-              </w:rPr>
-              <w:t>caught_in_act_text</w:t>
-            </w:r>
-            <w:proofErr w:type="spellEnd"/>
-            <w:r>
-              <w:rPr>
-                <w:rFonts w:ascii="TH SarabunIT๙" w:hAnsi="TH SarabunIT๙" w:cs="TH SarabunIT๙"/>
-                <w:b w:val="0"/>
-                <w:bCs w:val="0"/>
-                <w:sz w:val="32"/>
-                <w:szCs w:val="32"/>
-                <w:lang w:val="en-US"/>
-              </w:rPr>
-              <w:t xml:space="preserve"> }}</w:t>
+              <w:t>{{ caught_in_act_text }}</w:t>
             </w:r>
           </w:p>
           <w:p>
@@ -1088,31 +988,7 @@
                 <w:szCs w:val="32"/>
                 <w:lang w:val="en-US"/>
               </w:rPr>
-              <w:t xml:space="preserve">{{ </w:t>
-            </w:r>
-            <w:proofErr w:type="spellStart"/>
-            <w:r>
-              <w:rPr>
-                <w:rFonts w:ascii="TH SarabunIT๙" w:hAnsi="TH SarabunIT๙" w:cs="TH SarabunIT๙"/>
-                <w:b w:val="0"/>
-                <w:bCs w:val="0"/>
-                <w:sz w:val="32"/>
-                <w:szCs w:val="32"/>
-                <w:lang w:val="en-US"/>
-              </w:rPr>
-              <w:t>warrant_order_text</w:t>
-            </w:r>
-            <w:proofErr w:type="spellEnd"/>
-            <w:r>
-              <w:rPr>
-                <w:rFonts w:ascii="TH SarabunIT๙" w:hAnsi="TH SarabunIT๙" w:cs="TH SarabunIT๙"/>
-                <w:b w:val="0"/>
-                <w:bCs w:val="0"/>
-                <w:sz w:val="32"/>
-                <w:szCs w:val="32"/>
-                <w:lang w:val="en-US"/>
-              </w:rPr>
-              <w:t xml:space="preserve"> }}</w:t>
+              <w:t>{{ warrant_order_text }}</w:t>
             </w:r>
           </w:p>
           <w:p>
@@ -1576,33 +1452,7 @@
                 <w:szCs w:val="32"/>
                 <w:lang w:val="en-US"/>
               </w:rPr>
-              <w:t xml:space="preserve">{{ </w:t>
-            </w:r>
-            <w:proofErr w:type="spellStart"/>
-            <w:r>
-              <w:rPr>
-                <w:rFonts w:ascii="TH SarabunIT๙" w:hAnsi="TH SarabunIT๙" w:cs="TH SarabunIT๙"/>
-                <w:b w:val="0"/>
-                <w:bCs w:val="0"/>
-                <w:color w:val="000000" w:themeColor="text1"/>
-                <w:sz w:val="32"/>
-                <w:szCs w:val="32"/>
-                <w:lang w:val="en-US"/>
-              </w:rPr>
-              <w:t>cmd_name</w:t>
-            </w:r>
-            <w:proofErr w:type="spellEnd"/>
-            <w:r>
-              <w:rPr>
-                <w:rFonts w:ascii="TH SarabunIT๙" w:hAnsi="TH SarabunIT๙" w:cs="TH SarabunIT๙"/>
-                <w:b w:val="0"/>
-                <w:bCs w:val="0"/>
-                <w:color w:val="000000" w:themeColor="text1"/>
-                <w:sz w:val="32"/>
-                <w:szCs w:val="32"/>
-                <w:lang w:val="en-US"/>
-              </w:rPr>
-              <w:t xml:space="preserve"> }}</w:t>
+              <w:t>{{ cmd_name }}</w:t>
             </w:r>
           </w:p>
           <w:p>
@@ -1643,29 +1493,7 @@
                 <w:szCs w:val="32"/>
                 <w:lang w:eastAsia="zh-CN"/>
               </w:rPr>
-              <w:t xml:space="preserve">{{ </w:t>
-            </w:r>
-            <w:proofErr w:type="spellStart"/>
-            <w:r>
-              <w:rPr>
-                <w:rFonts w:ascii="TH SarabunIT๙" w:eastAsia="Times New Roman" w:hAnsi="TH SarabunIT๙" w:cs="TH SarabunIT๙"/>
-                <w:color w:val="000000" w:themeColor="text1"/>
-                <w:sz w:val="32"/>
-                <w:szCs w:val="32"/>
-                <w:lang w:eastAsia="zh-CN"/>
-              </w:rPr>
-              <w:t>cmd_pos</w:t>
-            </w:r>
-            <w:proofErr w:type="spellEnd"/>
-            <w:r>
-              <w:rPr>
-                <w:rFonts w:ascii="TH SarabunIT๙" w:eastAsia="Times New Roman" w:hAnsi="TH SarabunIT๙" w:cs="TH SarabunIT๙"/>
-                <w:color w:val="000000" w:themeColor="text1"/>
-                <w:sz w:val="32"/>
-                <w:szCs w:val="32"/>
-                <w:lang w:eastAsia="zh-CN"/>
-              </w:rPr>
-              <w:t xml:space="preserve"> }}</w:t>
+              <w:t>{{ cmd_pos }}</w:t>
             </w:r>
           </w:p>
           <w:p>
@@ -1704,25 +1532,7 @@
                 <w:sz w:val="32"/>
                 <w:szCs w:val="32"/>
               </w:rPr>
-              <w:t xml:space="preserve">{{ </w:t>
-            </w:r>
-            <w:proofErr w:type="spellStart"/>
-            <w:r>
-              <w:rPr>
-                <w:rFonts w:ascii="TH SarabunIT๙" w:hAnsi="TH SarabunIT๙" w:cs="TH SarabunIT๙"/>
-                <w:sz w:val="32"/>
-                <w:szCs w:val="32"/>
-              </w:rPr>
-              <w:t>cmd_phone</w:t>
-            </w:r>
-            <w:proofErr w:type="spellEnd"/>
-            <w:r>
-              <w:rPr>
-                <w:rFonts w:ascii="TH SarabunIT๙" w:hAnsi="TH SarabunIT๙" w:cs="TH SarabunIT๙"/>
-                <w:sz w:val="32"/>
-                <w:szCs w:val="32"/>
-              </w:rPr>
-              <w:t xml:space="preserve"> }}</w:t>
+              <w:t>{{ cmd_phone }}</w:t>
             </w:r>
           </w:p>
         </w:tc>
@@ -1796,31 +1606,7 @@
                 <w:szCs w:val="32"/>
                 <w:lang w:val="en-US"/>
               </w:rPr>
-              <w:t xml:space="preserve">{{ </w:t>
-            </w:r>
-            <w:proofErr w:type="spellStart"/>
-            <w:r>
-              <w:rPr>
-                <w:rFonts w:ascii="TH SarabunIT๙" w:hAnsi="TH SarabunIT๙" w:cs="TH SarabunIT๙"/>
-                <w:b w:val="0"/>
-                <w:bCs w:val="0"/>
-                <w:sz w:val="32"/>
-                <w:szCs w:val="32"/>
-                <w:lang w:val="en-US"/>
-              </w:rPr>
-              <w:t>arrest_date_text</w:t>
-            </w:r>
-            <w:proofErr w:type="spellEnd"/>
-            <w:r>
-              <w:rPr>
-                <w:rFonts w:ascii="TH SarabunIT๙" w:hAnsi="TH SarabunIT๙" w:cs="TH SarabunIT๙"/>
-                <w:b w:val="0"/>
-                <w:bCs w:val="0"/>
-                <w:sz w:val="32"/>
-                <w:szCs w:val="32"/>
-                <w:lang w:val="en-US"/>
-              </w:rPr>
-              <w:t xml:space="preserve"> }}</w:t>
+              <w:t>{{ arrest_date_text }}</w:t>
             </w:r>
             <w:r>
               <w:rPr>
@@ -1867,31 +1653,7 @@
                 <w:szCs w:val="32"/>
                 <w:lang w:val="en-US"/>
               </w:rPr>
-              <w:t xml:space="preserve">{{ </w:t>
-            </w:r>
-            <w:proofErr w:type="spellStart"/>
-            <w:r>
-              <w:rPr>
-                <w:rFonts w:ascii="TH SarabunIT๙" w:hAnsi="TH SarabunIT๙" w:cs="TH SarabunIT๙"/>
-                <w:b w:val="0"/>
-                <w:bCs w:val="0"/>
-                <w:sz w:val="32"/>
-                <w:szCs w:val="32"/>
-                <w:lang w:val="en-US"/>
-              </w:rPr>
-              <w:t>arrest_time</w:t>
-            </w:r>
-            <w:proofErr w:type="spellEnd"/>
-            <w:r>
-              <w:rPr>
-                <w:rFonts w:ascii="TH SarabunIT๙" w:hAnsi="TH SarabunIT๙" w:cs="TH SarabunIT๙"/>
-                <w:b w:val="0"/>
-                <w:bCs w:val="0"/>
-                <w:sz w:val="32"/>
-                <w:szCs w:val="32"/>
-                <w:lang w:val="en-US"/>
-              </w:rPr>
-              <w:t xml:space="preserve"> }}</w:t>
+              <w:t>{{ arrest_time }}</w:t>
             </w:r>
             <w:r>
               <w:rPr>
@@ -1945,25 +1707,7 @@
                 <w:sz w:val="32"/>
                 <w:szCs w:val="32"/>
               </w:rPr>
-              <w:t xml:space="preserve">{{ </w:t>
-            </w:r>
-            <w:proofErr w:type="spellStart"/>
-            <w:r>
-              <w:rPr>
-                <w:rFonts w:ascii="TH SarabunIT๙" w:hAnsi="TH SarabunIT๙" w:cs="TH SarabunIT๙"/>
-                <w:sz w:val="32"/>
-                <w:szCs w:val="32"/>
-              </w:rPr>
-              <w:t>arrest_location</w:t>
-            </w:r>
-            <w:proofErr w:type="spellEnd"/>
-            <w:r>
-              <w:rPr>
-                <w:rFonts w:ascii="TH SarabunIT๙" w:hAnsi="TH SarabunIT๙" w:cs="TH SarabunIT๙"/>
-                <w:sz w:val="32"/>
-                <w:szCs w:val="32"/>
-              </w:rPr>
-              <w:t xml:space="preserve"> }}</w:t>
+              <w:t>{{ arrest_location }}</w:t>
             </w:r>
             <w:r>
               <w:rPr>
@@ -2063,9 +1807,47 @@
                 <w:szCs w:val="32"/>
                 <w:lang w:val="en-US"/>
               </w:rPr>
-              <w:t xml:space="preserve">{{ </w:t>
-            </w:r>
-            <w:proofErr w:type="spellStart"/>
+              <w:t>{{ ctrl_name }}</w:t>
+            </w:r>
+          </w:p>
+          <w:p>
+            <w:pPr>
+              <w:pStyle w:val="a9"/>
+              <w:jc w:val="thaiDistribute"/>
+              <w:rPr>
+                <w:rFonts w:ascii="TH SarabunIT๙" w:hAnsi="TH SarabunIT๙" w:cs="TH SarabunIT๙"/>
+                <w:b w:val="0"/>
+                <w:bCs w:val="0"/>
+                <w:sz w:val="32"/>
+                <w:szCs w:val="32"/>
+                <w:lang w:val="en-US"/>
+              </w:rPr>
+            </w:pPr>
+            <w:r>
+              <w:rPr>
+                <w:rFonts w:ascii="TH SarabunIT๙" w:hAnsi="TH SarabunIT๙" w:cs="TH SarabunIT๙" w:hint="cs"/>
+                <w:b w:val="0"/>
+                <w:bCs w:val="0"/>
+                <w:sz w:val="32"/>
+                <w:szCs w:val="32"/>
+                <w:u w:val="single"/>
+                <w:cs/>
+                <w:lang w:val="en-US"/>
+              </w:rPr>
+              <w:t>ตำแหน่ง</w:t>
+            </w:r>
+            <w:r>
+              <w:rPr>
+                <w:rFonts w:ascii="TH SarabunIT๙" w:hAnsi="TH SarabunIT๙" w:cs="TH SarabunIT๙" w:hint="cs"/>
+                <w:b w:val="0"/>
+                <w:bCs w:val="0"/>
+                <w:sz w:val="32"/>
+                <w:szCs w:val="32"/>
+                <w:cs/>
+                <w:lang w:val="en-US"/>
+              </w:rPr>
+              <w:t xml:space="preserve"> </w:t>
+            </w:r>
             <w:r>
               <w:rPr>
                 <w:rFonts w:ascii="TH SarabunIT๙" w:hAnsi="TH SarabunIT๙" w:cs="TH SarabunIT๙"/>
@@ -2076,97 +1858,7 @@
                 <w:szCs w:val="32"/>
                 <w:lang w:val="en-US"/>
               </w:rPr>
-              <w:t>ctrl_name</w:t>
-            </w:r>
-            <w:proofErr w:type="spellEnd"/>
-            <w:r>
-              <w:rPr>
-                <w:rFonts w:ascii="TH SarabunIT๙" w:hAnsi="TH SarabunIT๙" w:cs="TH SarabunIT๙"/>
-                <w:b w:val="0"/>
-                <w:bCs w:val="0"/>
-                <w:color w:val="000000" w:themeColor="text1"/>
-                <w:sz w:val="32"/>
-                <w:szCs w:val="32"/>
-                <w:lang w:val="en-US"/>
-              </w:rPr>
-              <w:t xml:space="preserve"> }}</w:t>
-            </w:r>
-          </w:p>
-          <w:p>
-            <w:pPr>
-              <w:pStyle w:val="a9"/>
-              <w:jc w:val="thaiDistribute"/>
-              <w:rPr>
-                <w:rFonts w:ascii="TH SarabunIT๙" w:hAnsi="TH SarabunIT๙" w:cs="TH SarabunIT๙"/>
-                <w:b w:val="0"/>
-                <w:bCs w:val="0"/>
-                <w:sz w:val="32"/>
-                <w:szCs w:val="32"/>
-                <w:lang w:val="en-US"/>
-              </w:rPr>
-            </w:pPr>
-            <w:r>
-              <w:rPr>
-                <w:rFonts w:ascii="TH SarabunIT๙" w:hAnsi="TH SarabunIT๙" w:cs="TH SarabunIT๙" w:hint="cs"/>
-                <w:b w:val="0"/>
-                <w:bCs w:val="0"/>
-                <w:sz w:val="32"/>
-                <w:szCs w:val="32"/>
-                <w:u w:val="single"/>
-                <w:cs/>
-                <w:lang w:val="en-US"/>
-              </w:rPr>
-              <w:t>ตำแหน่ง</w:t>
-            </w:r>
-            <w:r>
-              <w:rPr>
-                <w:rFonts w:ascii="TH SarabunIT๙" w:hAnsi="TH SarabunIT๙" w:cs="TH SarabunIT๙" w:hint="cs"/>
-                <w:b w:val="0"/>
-                <w:bCs w:val="0"/>
-                <w:sz w:val="32"/>
-                <w:szCs w:val="32"/>
-                <w:cs/>
-                <w:lang w:val="en-US"/>
-              </w:rPr>
-              <w:t xml:space="preserve"> </w:t>
-            </w:r>
-            <w:r>
-              <w:rPr>
-                <w:rFonts w:ascii="TH SarabunIT๙" w:hAnsi="TH SarabunIT๙" w:cs="TH SarabunIT๙"/>
-                <w:b w:val="0"/>
-                <w:bCs w:val="0"/>
-                <w:color w:val="000000" w:themeColor="text1"/>
-                <w:sz w:val="32"/>
-                <w:szCs w:val="32"/>
-                <w:lang w:val="en-US"/>
-              </w:rPr>
-              <w:t xml:space="preserve">{{ </w:t>
-            </w:r>
-            <w:proofErr w:type="spellStart"/>
-            <w:r>
-              <w:rPr>
-                <w:rFonts w:ascii="TH SarabunIT๙" w:hAnsi="TH SarabunIT๙" w:cs="TH SarabunIT๙"/>
-                <w:b w:val="0"/>
-                <w:bCs w:val="0"/>
-                <w:color w:val="000000" w:themeColor="text1"/>
-                <w:sz w:val="32"/>
-                <w:szCs w:val="32"/>
-                <w:lang w:val="en-US"/>
-              </w:rPr>
-              <w:t>ctrl_pos</w:t>
-            </w:r>
-            <w:proofErr w:type="spellEnd"/>
-            <w:r>
-              <w:rPr>
-                <w:rFonts w:ascii="TH SarabunIT๙" w:hAnsi="TH SarabunIT๙" w:cs="TH SarabunIT๙"/>
-                <w:b w:val="0"/>
-                <w:bCs w:val="0"/>
-                <w:color w:val="000000" w:themeColor="text1"/>
-                <w:sz w:val="32"/>
-                <w:szCs w:val="32"/>
-                <w:lang w:val="en-US"/>
-              </w:rPr>
-              <w:t xml:space="preserve"> }}</w:t>
+              <w:t>{{ ctrl_pos }}</w:t>
             </w:r>
           </w:p>
           <w:p>
@@ -2205,25 +1897,7 @@
                 <w:sz w:val="32"/>
                 <w:szCs w:val="32"/>
               </w:rPr>
-              <w:t xml:space="preserve">{{ </w:t>
-            </w:r>
-            <w:proofErr w:type="spellStart"/>
-            <w:r>
-              <w:rPr>
-                <w:rFonts w:ascii="TH SarabunIT๙" w:hAnsi="TH SarabunIT๙" w:cs="TH SarabunIT๙"/>
-                <w:sz w:val="32"/>
-                <w:szCs w:val="32"/>
-              </w:rPr>
-              <w:t>ctrl_phone</w:t>
-            </w:r>
-            <w:proofErr w:type="spellEnd"/>
-            <w:r>
-              <w:rPr>
-                <w:rFonts w:ascii="TH SarabunIT๙" w:hAnsi="TH SarabunIT๙" w:cs="TH SarabunIT๙"/>
-                <w:sz w:val="32"/>
-                <w:szCs w:val="32"/>
-              </w:rPr>
-              <w:t xml:space="preserve"> }}</w:t>
+              <w:t>{{ ctrl_phone }}</w:t>
             </w:r>
           </w:p>
           <w:p>
@@ -2341,25 +2015,7 @@
                 <w:sz w:val="32"/>
                 <w:szCs w:val="32"/>
               </w:rPr>
-              <w:t xml:space="preserve">{{ </w:t>
-            </w:r>
-            <w:proofErr w:type="spellStart"/>
-            <w:r>
-              <w:rPr>
-                <w:rFonts w:ascii="TH SarabunIT๙" w:eastAsia="Calibri" w:hAnsi="TH SarabunIT๙" w:cs="TH SarabunIT๙"/>
-                <w:sz w:val="32"/>
-                <w:szCs w:val="32"/>
-              </w:rPr>
-              <w:t>dest_location</w:t>
-            </w:r>
-            <w:proofErr w:type="spellEnd"/>
-            <w:r>
-              <w:rPr>
-                <w:rFonts w:ascii="TH SarabunIT๙" w:eastAsia="Calibri" w:hAnsi="TH SarabunIT๙" w:cs="TH SarabunIT๙"/>
-                <w:sz w:val="32"/>
-                <w:szCs w:val="32"/>
-              </w:rPr>
-              <w:t xml:space="preserve"> }}</w:t>
+              <w:t>{{ dest_location }}</w:t>
             </w:r>
           </w:p>
           <w:p>
@@ -2433,31 +2089,7 @@
                 <w:szCs w:val="32"/>
                 <w:lang w:val="en-US"/>
               </w:rPr>
-              <w:t xml:space="preserve">{{ </w:t>
-            </w:r>
-            <w:proofErr w:type="spellStart"/>
-            <w:r>
-              <w:rPr>
-                <w:rFonts w:ascii="TH SarabunIT๙" w:hAnsi="TH SarabunIT๙" w:cs="TH SarabunIT๙"/>
-                <w:b w:val="0"/>
-                <w:bCs w:val="0"/>
-                <w:sz w:val="32"/>
-                <w:szCs w:val="32"/>
-                <w:lang w:val="en-US"/>
-              </w:rPr>
-              <w:t>trans_name</w:t>
-            </w:r>
-            <w:proofErr w:type="spellEnd"/>
-            <w:r>
-              <w:rPr>
-                <w:rFonts w:ascii="TH SarabunIT๙" w:hAnsi="TH SarabunIT๙" w:cs="TH SarabunIT๙"/>
-                <w:b w:val="0"/>
-                <w:bCs w:val="0"/>
-                <w:sz w:val="32"/>
-                <w:szCs w:val="32"/>
-                <w:lang w:val="en-US"/>
-              </w:rPr>
-              <w:t xml:space="preserve"> }}</w:t>
+              <w:t>{{ trans_name }}</w:t>
             </w:r>
           </w:p>
           <w:p>
@@ -2508,33 +2140,7 @@
                 <w:szCs w:val="32"/>
                 <w:lang w:val="en-US"/>
               </w:rPr>
-              <w:t xml:space="preserve">{{ </w:t>
-            </w:r>
-            <w:proofErr w:type="spellStart"/>
-            <w:r>
-              <w:rPr>
-                <w:rFonts w:ascii="TH SarabunIT๙" w:hAnsi="TH SarabunIT๙" w:cs="TH SarabunIT๙"/>
-                <w:b w:val="0"/>
-                <w:bCs w:val="0"/>
-                <w:color w:val="000000" w:themeColor="text1"/>
-                <w:sz w:val="32"/>
-                <w:szCs w:val="32"/>
-                <w:lang w:val="en-US"/>
-              </w:rPr>
-              <w:t>trans_pos</w:t>
-            </w:r>
-            <w:proofErr w:type="spellEnd"/>
-            <w:r>
-              <w:rPr>
-                <w:rFonts w:ascii="TH SarabunIT๙" w:hAnsi="TH SarabunIT๙" w:cs="TH SarabunIT๙"/>
-                <w:b w:val="0"/>
-                <w:bCs w:val="0"/>
-                <w:color w:val="000000" w:themeColor="text1"/>
-                <w:sz w:val="32"/>
-                <w:szCs w:val="32"/>
-                <w:lang w:val="en-US"/>
-              </w:rPr>
-              <w:t xml:space="preserve"> }}</w:t>
+              <w:t>{{ trans_pos }}</w:t>
             </w:r>
           </w:p>
           <w:p>
@@ -2578,31 +2184,7 @@
                 <w:szCs w:val="32"/>
                 <w:lang w:val="en-US" w:eastAsia="en-US"/>
               </w:rPr>
-              <w:t xml:space="preserve">{{ </w:t>
-            </w:r>
-            <w:proofErr w:type="spellStart"/>
-            <w:r>
-              <w:rPr>
-                <w:rFonts w:ascii="TH SarabunIT๙" w:eastAsiaTheme="minorHAnsi" w:hAnsi="TH SarabunIT๙" w:cs="TH SarabunIT๙"/>
-                <w:b w:val="0"/>
-                <w:bCs w:val="0"/>
-                <w:sz w:val="32"/>
-                <w:szCs w:val="32"/>
-                <w:lang w:val="en-US" w:eastAsia="en-US"/>
-              </w:rPr>
-              <w:t>trans_phone</w:t>
-            </w:r>
-            <w:proofErr w:type="spellEnd"/>
-            <w:r>
-              <w:rPr>
-                <w:rFonts w:ascii="TH SarabunIT๙" w:eastAsiaTheme="minorHAnsi" w:hAnsi="TH SarabunIT๙" w:cs="TH SarabunIT๙"/>
-                <w:b w:val="0"/>
-                <w:bCs w:val="0"/>
-                <w:sz w:val="32"/>
-                <w:szCs w:val="32"/>
-                <w:lang w:val="en-US" w:eastAsia="en-US"/>
-              </w:rPr>
-              <w:t xml:space="preserve"> }}</w:t>
+              <w:t>{{ trans_phone }}</w:t>
             </w:r>
           </w:p>
         </w:tc>
@@ -2768,7 +2350,6 @@
               </w:rPr>
               <w:t>หรือส่งมอ</w:t>
             </w:r>
-            <w:proofErr w:type="spellStart"/>
             <w:r>
               <w:rPr>
                 <w:rFonts w:ascii="TH SarabunIT๙" w:hAnsi="TH SarabunIT๙" w:cs="TH SarabunIT๙" w:hint="cs"/>
@@ -2789,19 +2370,7 @@
                 <w:szCs w:val="32"/>
                 <w:cs/>
               </w:rPr>
-              <w:t>บ</w:t>
-            </w:r>
-            <w:proofErr w:type="spellEnd"/>
-            <w:r>
-              <w:rPr>
-                <w:rFonts w:ascii="TH SarabunIT๙" w:hAnsi="TH SarabunIT๙" w:cs="TH SarabunIT๙" w:hint="cs"/>
-                <w:b/>
-                <w:bCs/>
-                <w:sz w:val="32"/>
-                <w:szCs w:val="32"/>
-                <w:cs/>
-              </w:rPr>
-              <w:t>ตัว</w:t>
+              <w:t>บตัว</w:t>
             </w:r>
           </w:p>
         </w:tc>
@@ -2894,31 +2463,7 @@
                 <w:szCs w:val="32"/>
                 <w:lang w:val="en-US"/>
               </w:rPr>
-              <w:t xml:space="preserve">{{ </w:t>
-            </w:r>
-            <w:proofErr w:type="spellStart"/>
-            <w:r>
-              <w:rPr>
-                <w:rFonts w:ascii="TH SarabunIT๙" w:hAnsi="TH SarabunIT๙" w:cs="TH SarabunIT๙"/>
-                <w:b w:val="0"/>
-                <w:bCs w:val="0"/>
-                <w:sz w:val="32"/>
-                <w:szCs w:val="32"/>
-                <w:lang w:val="en-US"/>
-              </w:rPr>
-              <w:t>release_date_text</w:t>
-            </w:r>
-            <w:proofErr w:type="spellEnd"/>
-            <w:r>
-              <w:rPr>
-                <w:rFonts w:ascii="TH SarabunIT๙" w:hAnsi="TH SarabunIT๙" w:cs="TH SarabunIT๙"/>
-                <w:b w:val="0"/>
-                <w:bCs w:val="0"/>
-                <w:sz w:val="32"/>
-                <w:szCs w:val="32"/>
-                <w:lang w:val="en-US"/>
-              </w:rPr>
-              <w:t xml:space="preserve"> }}</w:t>
+              <w:t>{{ release_date_text }}</w:t>
             </w:r>
             <w:r>
               <w:rPr>
@@ -3040,33 +2585,7 @@
                 <w:u w:val="dotted"/>
                 <w:lang w:val="en-US"/>
               </w:rPr>
-              <w:t xml:space="preserve">{{ </w:t>
-            </w:r>
-            <w:proofErr w:type="spellStart"/>
-            <w:r>
-              <w:rPr>
-                <w:rFonts w:ascii="TH SarabunIT๙" w:hAnsi="TH SarabunIT๙" w:cs="TH SarabunIT๙"/>
-                <w:b w:val="0"/>
-                <w:bCs w:val="0"/>
-                <w:sz w:val="32"/>
-                <w:szCs w:val="32"/>
-                <w:u w:val="dotted"/>
-                <w:lang w:val="en-US"/>
-              </w:rPr>
-              <w:t>release_location</w:t>
-            </w:r>
-            <w:proofErr w:type="spellEnd"/>
-            <w:r>
-              <w:rPr>
-                <w:rFonts w:ascii="TH SarabunIT๙" w:hAnsi="TH SarabunIT๙" w:cs="TH SarabunIT๙"/>
-                <w:b w:val="0"/>
-                <w:bCs w:val="0"/>
-                <w:sz w:val="32"/>
-                <w:szCs w:val="32"/>
-                <w:u w:val="dotted"/>
-                <w:lang w:val="en-US"/>
-              </w:rPr>
-              <w:t xml:space="preserve"> }}</w:t>
+              <w:t>{{ release_location }}</w:t>
             </w:r>
           </w:p>
           <w:p>
@@ -3522,31 +3041,7 @@
                 <w:szCs w:val="32"/>
                 <w:lang w:val="en-US"/>
               </w:rPr>
-              <w:t xml:space="preserve">{{ </w:t>
-            </w:r>
-            <w:proofErr w:type="spellStart"/>
-            <w:r>
-              <w:rPr>
-                <w:rFonts w:ascii="TH SarabunIT๙" w:hAnsi="TH SarabunIT๙" w:cs="TH SarabunIT๙"/>
-                <w:b w:val="0"/>
-                <w:bCs w:val="0"/>
-                <w:sz w:val="32"/>
-                <w:szCs w:val="32"/>
-                <w:lang w:val="en-US"/>
-              </w:rPr>
-              <w:t>physical_cond</w:t>
-            </w:r>
-            <w:proofErr w:type="spellEnd"/>
-            <w:r>
-              <w:rPr>
-                <w:rFonts w:ascii="TH SarabunIT๙" w:hAnsi="TH SarabunIT๙" w:cs="TH SarabunIT๙"/>
-                <w:b w:val="0"/>
-                <w:bCs w:val="0"/>
-                <w:sz w:val="32"/>
-                <w:szCs w:val="32"/>
-                <w:lang w:val="en-US"/>
-              </w:rPr>
-              <w:t xml:space="preserve"> }}</w:t>
+              <w:t>{{ physical_cond }}</w:t>
             </w:r>
           </w:p>
           <w:p>
@@ -3593,31 +3088,7 @@
                 <w:szCs w:val="32"/>
                 <w:lang w:val="en-US"/>
               </w:rPr>
-              <w:t xml:space="preserve">{{ </w:t>
-            </w:r>
-            <w:proofErr w:type="spellStart"/>
-            <w:r>
-              <w:rPr>
-                <w:rFonts w:ascii="TH SarabunIT๙" w:hAnsi="TH SarabunIT๙" w:cs="TH SarabunIT๙"/>
-                <w:b w:val="0"/>
-                <w:bCs w:val="0"/>
-                <w:sz w:val="32"/>
-                <w:szCs w:val="32"/>
-                <w:lang w:val="en-US"/>
-              </w:rPr>
-              <w:t>physical_cond</w:t>
-            </w:r>
-            <w:proofErr w:type="spellEnd"/>
-            <w:r>
-              <w:rPr>
-                <w:rFonts w:ascii="TH SarabunIT๙" w:hAnsi="TH SarabunIT๙" w:cs="TH SarabunIT๙"/>
-                <w:b w:val="0"/>
-                <w:bCs w:val="0"/>
-                <w:sz w:val="32"/>
-                <w:szCs w:val="32"/>
-                <w:lang w:val="en-US"/>
-              </w:rPr>
-              <w:t xml:space="preserve"> }}</w:t>
+              <w:t>{{ physical_cond }}</w:t>
             </w:r>
             <w:r>
               <w:rPr>
@@ -4030,41 +3501,13 @@
                 <w:szCs w:val="32"/>
               </w:rPr>
             </w:pPr>
-            <w:proofErr w:type="gramStart"/>
-            <w:r>
-              <w:rPr>
-                <w:rFonts w:ascii="TH SarabunIT๙" w:hAnsi="TH SarabunIT๙" w:cs="TH SarabunIT๙"/>
-                <w:sz w:val="32"/>
-                <w:szCs w:val="32"/>
-              </w:rPr>
-              <w:t>( {{ officer</w:t>
-            </w:r>
-            <w:proofErr w:type="gramEnd"/>
-            <w:r>
-              <w:rPr>
-                <w:rFonts w:ascii="TH SarabunIT๙" w:hAnsi="TH SarabunIT๙" w:cs="TH SarabunIT๙"/>
-                <w:sz w:val="32"/>
-                <w:szCs w:val="32"/>
-              </w:rPr>
-              <w:t>_m22_</w:t>
-            </w:r>
-            <w:proofErr w:type="gramStart"/>
-            <w:r>
-              <w:rPr>
-                <w:rFonts w:ascii="TH SarabunIT๙" w:hAnsi="TH SarabunIT๙" w:cs="TH SarabunIT๙"/>
-                <w:sz w:val="32"/>
-                <w:szCs w:val="32"/>
-              </w:rPr>
-              <w:t>name }</w:t>
-            </w:r>
-            <w:proofErr w:type="gramEnd"/>
-            <w:r>
-              <w:rPr>
-                <w:rFonts w:ascii="TH SarabunIT๙" w:hAnsi="TH SarabunIT๙" w:cs="TH SarabunIT๙"/>
-                <w:sz w:val="32"/>
-                <w:szCs w:val="32"/>
-              </w:rPr>
-              <w:t>} )</w:t>
+            <w:r>
+              <w:rPr>
+                <w:rFonts w:ascii="TH SarabunIT๙" w:hAnsi="TH SarabunIT๙" w:cs="TH SarabunIT๙"/>
+                <w:sz w:val="32"/>
+                <w:szCs w:val="32"/>
+              </w:rPr>
+              <w:t>( {{ officer_m22_name }} )</w:t>
             </w:r>
           </w:p>
           <w:p>
@@ -4110,34 +3553,14 @@
               </w:rPr>
               <w:t xml:space="preserve">ลงชื่อ ........................................................ </w:t>
             </w:r>
-            <w:proofErr w:type="gramStart"/>
-            <w:r>
-              <w:rPr>
-                <w:rFonts w:ascii="TH SarabunIT๙" w:hAnsi="TH SarabunIT๙" w:cs="TH SarabunIT๙"/>
-                <w:sz w:val="32"/>
-                <w:szCs w:val="32"/>
-              </w:rPr>
-              <w:t>( {{ suspect.name</w:t>
-            </w:r>
-            <w:proofErr w:type="gramEnd"/>
-            <w:r>
-              <w:rPr>
-                <w:rFonts w:ascii="TH SarabunIT๙" w:hAnsi="TH SarabunIT๙" w:cs="TH SarabunIT๙"/>
-                <w:sz w:val="32"/>
-                <w:szCs w:val="32"/>
-              </w:rPr>
-              <w:t xml:space="preserve"> }</w:t>
-            </w:r>
-            <w:proofErr w:type="gramStart"/>
-            <w:r>
-              <w:rPr>
-                <w:rFonts w:ascii="TH SarabunIT๙" w:hAnsi="TH SarabunIT๙" w:cs="TH SarabunIT๙"/>
-                <w:sz w:val="32"/>
-                <w:szCs w:val="32"/>
-              </w:rPr>
-              <w:t>} )</w:t>
-            </w:r>
-            <w:proofErr w:type="gramEnd"/>
+            <w:r>
+              <w:rPr>
+                <w:rFonts w:ascii="TH SarabunIT๙" w:hAnsi="TH SarabunIT๙" w:cs="TH SarabunIT๙"/>
+                <w:sz w:val="32"/>
+                <w:szCs w:val="32"/>
+              </w:rPr>
+              <w:t>( {{ suspect.name }} )</w:t>
+            </w:r>
           </w:p>
           <w:p>
             <w:pPr>
@@ -4390,25 +3813,7 @@
           <w:sz w:val="32"/>
           <w:szCs w:val="32"/>
         </w:rPr>
-        <w:t xml:space="preserve">{{ </w:t>
-      </w:r>
-      <w:proofErr w:type="spellStart"/>
-      <w:r>
-        <w:rPr>
-          <w:rFonts w:ascii="TH SarabunIT๙" w:hAnsi="TH SarabunIT๙" w:cs="TH SarabunIT๙"/>
-          <w:sz w:val="32"/>
-          <w:szCs w:val="32"/>
-        </w:rPr>
-        <w:t>force_majeure</w:t>
-      </w:r>
-      <w:proofErr w:type="spellEnd"/>
-      <w:r>
-        <w:rPr>
-          <w:rFonts w:ascii="TH SarabunIT๙" w:hAnsi="TH SarabunIT๙" w:cs="TH SarabunIT๙"/>
-          <w:sz w:val="32"/>
-          <w:szCs w:val="32"/>
-        </w:rPr>
-        <w:t xml:space="preserve"> }}</w:t>
+        <w:t>{{ force_majeure }}</w:t>
       </w:r>
     </w:p>
     <w:p>
@@ -4472,59 +3877,13 @@
         </w:rPr>
         <w:t xml:space="preserve"> </w:t>
       </w:r>
-      <w:proofErr w:type="gramStart"/>
       <w:r>
         <w:rPr>
           <w:rFonts w:ascii="TH SarabunIT๙" w:hAnsi="TH SarabunIT๙" w:cs="TH SarabunIT๙"/>
           <w:sz w:val="32"/>
           <w:szCs w:val="32"/>
         </w:rPr>
-        <w:t xml:space="preserve">{{ </w:t>
-      </w:r>
-      <w:proofErr w:type="spellStart"/>
-      <w:r>
-        <w:rPr>
-          <w:rFonts w:ascii="TH SarabunIT๙" w:hAnsi="TH SarabunIT๙" w:cs="TH SarabunIT๙"/>
-          <w:sz w:val="32"/>
-          <w:szCs w:val="32"/>
-        </w:rPr>
-        <w:t>additional</w:t>
-      </w:r>
-      <w:proofErr w:type="gramEnd"/>
-      <w:r>
-        <w:rPr>
-          <w:rFonts w:ascii="TH SarabunIT๙" w:hAnsi="TH SarabunIT๙" w:cs="TH SarabunIT๙"/>
-          <w:sz w:val="32"/>
-          <w:szCs w:val="32"/>
-        </w:rPr>
-        <w:t>_</w:t>
-      </w:r>
-      <w:proofErr w:type="gramStart"/>
-      <w:r>
-        <w:rPr>
-          <w:rFonts w:ascii="TH SarabunIT๙" w:hAnsi="TH SarabunIT๙" w:cs="TH SarabunIT๙"/>
-          <w:sz w:val="32"/>
-          <w:szCs w:val="32"/>
-        </w:rPr>
-        <w:t>notes</w:t>
-      </w:r>
-      <w:proofErr w:type="spellEnd"/>
-      <w:r>
-        <w:rPr>
-          <w:rFonts w:ascii="TH SarabunIT๙" w:hAnsi="TH SarabunIT๙" w:cs="TH SarabunIT๙"/>
-          <w:sz w:val="32"/>
-          <w:szCs w:val="32"/>
-        </w:rPr>
-        <w:t xml:space="preserve"> }</w:t>
-      </w:r>
-      <w:proofErr w:type="gramEnd"/>
-      <w:r>
-        <w:rPr>
-          <w:rFonts w:ascii="TH SarabunIT๙" w:hAnsi="TH SarabunIT๙" w:cs="TH SarabunIT๙"/>
-          <w:sz w:val="32"/>
-          <w:szCs w:val="32"/>
-        </w:rPr>
-        <w:t>}</w:t>
+        <w:t>{{ additional_notes }}</w:t>
       </w:r>
     </w:p>
     <w:p>
@@ -4705,41 +4064,13 @@
                 <w:szCs w:val="32"/>
               </w:rPr>
             </w:pPr>
-            <w:proofErr w:type="gramStart"/>
-            <w:r>
-              <w:rPr>
-                <w:rFonts w:ascii="TH SarabunIT๙" w:hAnsi="TH SarabunIT๙" w:cs="TH SarabunIT๙"/>
-                <w:sz w:val="32"/>
-                <w:szCs w:val="32"/>
-              </w:rPr>
-              <w:t>( {{ officer</w:t>
-            </w:r>
-            <w:proofErr w:type="gramEnd"/>
-            <w:r>
-              <w:rPr>
-                <w:rFonts w:ascii="TH SarabunIT๙" w:hAnsi="TH SarabunIT๙" w:cs="TH SarabunIT๙"/>
-                <w:sz w:val="32"/>
-                <w:szCs w:val="32"/>
-              </w:rPr>
-              <w:t>_m22_</w:t>
-            </w:r>
-            <w:proofErr w:type="gramStart"/>
-            <w:r>
-              <w:rPr>
-                <w:rFonts w:ascii="TH SarabunIT๙" w:hAnsi="TH SarabunIT๙" w:cs="TH SarabunIT๙"/>
-                <w:sz w:val="32"/>
-                <w:szCs w:val="32"/>
-              </w:rPr>
-              <w:t>name }</w:t>
-            </w:r>
-            <w:proofErr w:type="gramEnd"/>
-            <w:r>
-              <w:rPr>
-                <w:rFonts w:ascii="TH SarabunIT๙" w:hAnsi="TH SarabunIT๙" w:cs="TH SarabunIT๙"/>
-                <w:sz w:val="32"/>
-                <w:szCs w:val="32"/>
-              </w:rPr>
-              <w:t>} )</w:t>
+            <w:r>
+              <w:rPr>
+                <w:rFonts w:ascii="TH SarabunIT๙" w:hAnsi="TH SarabunIT๙" w:cs="TH SarabunIT๙"/>
+                <w:sz w:val="32"/>
+                <w:szCs w:val="32"/>
+              </w:rPr>
+              <w:t>( {{ officer_m22_name }} )</w:t>
             </w:r>
           </w:p>
           <w:p>
@@ -4785,34 +4116,14 @@
               </w:rPr>
               <w:t xml:space="preserve">ลงชื่อ ........................................................ </w:t>
             </w:r>
-            <w:proofErr w:type="gramStart"/>
-            <w:r>
-              <w:rPr>
-                <w:rFonts w:ascii="TH SarabunIT๙" w:hAnsi="TH SarabunIT๙" w:cs="TH SarabunIT๙"/>
-                <w:sz w:val="32"/>
-                <w:szCs w:val="32"/>
-              </w:rPr>
-              <w:t>( {{ suspect.name</w:t>
-            </w:r>
-            <w:proofErr w:type="gramEnd"/>
-            <w:r>
-              <w:rPr>
-                <w:rFonts w:ascii="TH SarabunIT๙" w:hAnsi="TH SarabunIT๙" w:cs="TH SarabunIT๙"/>
-                <w:sz w:val="32"/>
-                <w:szCs w:val="32"/>
-              </w:rPr>
-              <w:t xml:space="preserve"> }</w:t>
-            </w:r>
-            <w:proofErr w:type="gramStart"/>
-            <w:r>
-              <w:rPr>
-                <w:rFonts w:ascii="TH SarabunIT๙" w:hAnsi="TH SarabunIT๙" w:cs="TH SarabunIT๙"/>
-                <w:sz w:val="32"/>
-                <w:szCs w:val="32"/>
-              </w:rPr>
-              <w:t>} )</w:t>
-            </w:r>
-            <w:proofErr w:type="gramEnd"/>
+            <w:r>
+              <w:rPr>
+                <w:rFonts w:ascii="TH SarabunIT๙" w:hAnsi="TH SarabunIT๙" w:cs="TH SarabunIT๙"/>
+                <w:sz w:val="32"/>
+                <w:szCs w:val="32"/>
+              </w:rPr>
+              <w:t>( {{ suspect.name }} )</w:t>
+            </w:r>
           </w:p>
           <w:p>
             <w:pPr>
@@ -5513,7 +4824,6 @@
           </w:rPr>
           <w:t xml:space="preserve">                                                              </w:t>
         </w:r>
-        <w:proofErr w:type="spellStart"/>
         <w:r>
           <w:rPr>
             <w:rFonts w:ascii="TH SarabunPSK" w:hAnsi="TH SarabunPSK" w:cs="TH SarabunPSK"/>
@@ -5521,17 +4831,7 @@
             <w:szCs w:val="32"/>
             <w:cs/>
           </w:rPr>
-          <w:t>ทร</w:t>
-        </w:r>
-        <w:proofErr w:type="spellEnd"/>
-        <w:r>
-          <w:rPr>
-            <w:rFonts w:ascii="TH SarabunPSK" w:hAnsi="TH SarabunPSK" w:cs="TH SarabunPSK"/>
-            <w:sz w:val="32"/>
-            <w:szCs w:val="32"/>
-            <w:cs/>
-          </w:rPr>
-          <w:t>. ๑</w:t>
+          <w:t>ทร. ๑</w:t>
         </w:r>
       </w:p>
     </w:sdtContent>
@@ -6450,10 +5750,6 @@
 </file>
 
 <file path=customXml/item1.xml><?xml version="1.0" encoding="utf-8"?>
-<b:Sources xmlns:b="http://schemas.openxmlformats.org/officeDocument/2006/bibliography" xmlns="http://schemas.openxmlformats.org/officeDocument/2006/bibliography" SelectedStyle="/APASixthEditionOfficeOnline.xsl" StyleName="APA" Version="6"/>
-</file>
-
-<file path=customXml/item2.xml><?xml version="1.0" encoding="utf-8"?>
 <s:customData xmlns="http://www.wps.cn/officeDocument/2013/wpsCustomData" xmlns:s="http://www.wps.cn/officeDocument/2013/wpsCustomData">
   <customSectProps>
     <customSectPr/>
@@ -6464,18 +5760,22 @@
 </s:customData>
 </file>
 
+<file path=customXml/item2.xml><?xml version="1.0" encoding="utf-8"?>
+<b:Sources xmlns:b="http://schemas.openxmlformats.org/officeDocument/2006/bibliography" xmlns="http://schemas.openxmlformats.org/officeDocument/2006/bibliography" SelectedStyle="/APASixthEditionOfficeOnline.xsl" StyleName="APA" Version="6"/>
+</file>
+
 <file path=customXml/itemProps1.xml><?xml version="1.0" encoding="utf-8"?>
+<ds:datastoreItem xmlns:ds="http://schemas.openxmlformats.org/officeDocument/2006/customXml" ds:itemID="{B1977F7D-205B-4081-913C-38D41E755F92}">
+  <ds:schemaRefs>
+    <ds:schemaRef ds:uri="http://www.wps.cn/officeDocument/2013/wpsCustomData"/>
+  </ds:schemaRefs>
+</ds:datastoreItem>
+</file>
+
+<file path=customXml/itemProps2.xml><?xml version="1.0" encoding="utf-8"?>
 <ds:datastoreItem xmlns:ds="http://schemas.openxmlformats.org/officeDocument/2006/customXml" ds:itemID="{D98F4AEB-EADC-4BD5-9D7B-49A2EFBCB1FF}">
   <ds:schemaRefs>
     <ds:schemaRef ds:uri="http://schemas.openxmlformats.org/officeDocument/2006/bibliography"/>
   </ds:schemaRefs>
 </ds:datastoreItem>
-</file>
-
-<file path=customXml/itemProps2.xml><?xml version="1.0" encoding="utf-8"?>
-<ds:datastoreItem xmlns:ds="http://schemas.openxmlformats.org/officeDocument/2006/customXml" ds:itemID="{B1977F7D-205B-4081-913C-38D41E755F92}">
-  <ds:schemaRefs>
-    <ds:schemaRef ds:uri="http://www.wps.cn/officeDocument/2013/wpsCustomData"/>
-  </ds:schemaRefs>
-</ds:datastoreItem>
 </file>